--- a/descargas/bachillerato/word/PRESENTE_bachillerato_celebracion.docx
+++ b/descargas/bachillerato/word/PRESENTE_bachillerato_celebracion.docx
@@ -189,7 +189,19 @@
       </w:pPr>
       <w:r>
         <w:rPr/>
-        <w:t xml:space="preserve">Primera lectura: Is 63, 16b-17.19b; 64, 2b-7. «¡Ojalá rasgases el cielo y bajases!».</w:t>
+        <w:t xml:space="preserve">Primera lectura: </w:t>
+      </w:r>
+      <w:hyperlink r:id="rIdL1" w:history="1">
+        <w:r>
+          <w:rPr>
+            <w:rStyle w:val="Hipervnculo"/>
+          </w:rPr>
+          <w:t xml:space="preserve">Is 63, 16b-17.19b; 64, 2b-7</w:t>
+        </w:r>
+      </w:hyperlink>
+      <w:r>
+        <w:rPr/>
+        <w:t xml:space="preserve">. «¡Ojalá rasgases el cielo y descendieses!».</w:t>
       </w:r>
     </w:p>
     <w:p>
@@ -202,7 +214,520 @@
       </w:pPr>
       <w:r>
         <w:rPr/>
-        <w:t xml:space="preserve">Evangelio: Mc 13, 33-37. «Lo que os digo a vosotros lo digo a todos: ¡Velad!».</w:t>
+        <w:t xml:space="preserve">Evangelio: </w:t>
+      </w:r>
+      <w:hyperlink r:id="rIdL2" w:history="1">
+        <w:r>
+          <w:rPr>
+            <w:rStyle w:val="Hipervnculo"/>
+          </w:rPr>
+          <w:t xml:space="preserve">Mc 13, 33-37</w:t>
+        </w:r>
+      </w:hyperlink>
+      <w:r>
+        <w:rPr/>
+        <w:t xml:space="preserve">. «Lo que os digo a vosotros lo digo a todos: ¡Velad!».</w:t>
+      </w:r>
+    </w:p>
+    <w:p>
+      <w:pPr>
+        <w:pStyle w:val="Lectura"/>
+        <w:keepNext/>
+        <w:pBdr>
+          <w:left w:val="single" w:sz="24" w:space="10" w:color="3490B0"/>
+        </w:pBdr>
+        <w:shd w:val="clear" w:color="auto" w:fill="F7F5EF"/>
+        <w:spacing w:before="120" w:after="60"/>
+      </w:pPr>
+      <w:r>
+        <w:rPr>
+          <w:b/>
+          <w:bCs/>
+          <w:color w:val="22708C"/>
+          <w:spacing w:val="10"/>
+          <w:sz w:val="16"/>
+          <w:szCs w:val="16"/>
+        </w:rPr>
+        <w:t xml:space="preserve">LECTURA  </w:t>
+      </w:r>
+      <w:r>
+        <w:rPr>
+          <w:color w:val="5D6B71"/>
+          <w:sz w:val="18"/>
+          <w:szCs w:val="18"/>
+        </w:rPr>
+        <w:t xml:space="preserve">Libro de Isaías  </w:t>
+      </w:r>
+      <w:r>
+        <w:rPr>
+          <w:b/>
+          <w:bCs/>
+          <w:color w:val="22708C"/>
+          <w:sz w:val="18"/>
+          <w:szCs w:val="18"/>
+        </w:rPr>
+        <w:t xml:space="preserve">Is 63, 16b-17.19b; 64, 2b-7</w:t>
+      </w:r>
+    </w:p>
+    <w:p>
+      <w:pPr>
+        <w:pStyle w:val="Lectura"/>
+        <w:keepNext/>
+        <w:keepLines/>
+        <w:pBdr>
+          <w:left w:val="single" w:sz="24" w:space="10" w:color="3490B0"/>
+        </w:pBdr>
+        <w:shd w:val="clear" w:color="auto" w:fill="F7F5EF"/>
+        <w:spacing w:after="80"/>
+      </w:pPr>
+      <w:r>
+        <w:rPr>
+          <w:b/>
+          <w:color w:val="22708C"/>
+          <w:vertAlign w:val="superscript"/>
+        </w:rPr>
+        <w:t xml:space="preserve">16</w:t>
+      </w:r>
+      <w:r>
+        <w:rPr/>
+        <w:t xml:space="preserve">Tú, Señor, eres nuestro padre,</w:t>
+      </w:r>
+      <w:r>
+        <w:br/>
+      </w:r>
+      <w:r>
+        <w:rPr/>
+        <w:t xml:space="preserve">tu nombre desde siempre es «nuestro Libertador».</w:t>
+      </w:r>
+      <w:r>
+        <w:br/>
+      </w:r>
+      <w:r>
+        <w:rPr>
+          <w:b/>
+          <w:color w:val="22708C"/>
+          <w:vertAlign w:val="superscript"/>
+        </w:rPr>
+        <w:t xml:space="preserve">17</w:t>
+      </w:r>
+      <w:r>
+        <w:rPr/>
+        <w:t xml:space="preserve">¿Por qué nos extravías, Señor, de tus caminos,</w:t>
+      </w:r>
+      <w:r>
+        <w:br/>
+      </w:r>
+      <w:r>
+        <w:rPr/>
+        <w:t xml:space="preserve">y endureces nuestro corazón para que no te tema?</w:t>
+      </w:r>
+      <w:r>
+        <w:br/>
+      </w:r>
+      <w:r>
+        <w:rPr/>
+        <w:t xml:space="preserve">Vuélvete, por amor a tus siervos</w:t>
+      </w:r>
+      <w:r>
+        <w:br/>
+      </w:r>
+      <w:r>
+        <w:rPr/>
+        <w:t xml:space="preserve">y a las tribus de tu heredad.</w:t>
+      </w:r>
+    </w:p>
+    <w:p>
+      <w:pPr>
+        <w:pStyle w:val="Lectura"/>
+        <w:keepNext/>
+        <w:keepLines/>
+        <w:pBdr>
+          <w:left w:val="single" w:sz="24" w:space="10" w:color="3490B0"/>
+        </w:pBdr>
+        <w:shd w:val="clear" w:color="auto" w:fill="F7F5EF"/>
+        <w:spacing w:after="80"/>
+      </w:pPr>
+      <w:r>
+        <w:rPr>
+          <w:b/>
+          <w:color w:val="22708C"/>
+          <w:vertAlign w:val="superscript"/>
+        </w:rPr>
+        <w:t xml:space="preserve">19</w:t>
+      </w:r>
+      <w:r>
+        <w:rPr/>
+        <w:t xml:space="preserve">¡Ojalá rasgases el cielo y descendieses!</w:t>
+      </w:r>
+      <w:r>
+        <w:br/>
+      </w:r>
+      <w:r>
+        <w:rPr/>
+        <w:t xml:space="preserve">En tu presencia se estremecerían las montañas.</w:t>
+      </w:r>
+    </w:p>
+    <w:p>
+      <w:pPr>
+        <w:pStyle w:val="Lectura"/>
+        <w:keepNext/>
+        <w:keepLines/>
+        <w:pBdr>
+          <w:left w:val="single" w:sz="24" w:space="10" w:color="3490B0"/>
+        </w:pBdr>
+        <w:shd w:val="clear" w:color="auto" w:fill="F7F5EF"/>
+        <w:spacing w:after="80"/>
+      </w:pPr>
+      <w:r>
+        <w:rPr>
+          <w:b/>
+          <w:color w:val="22708C"/>
+          <w:vertAlign w:val="superscript"/>
+        </w:rPr>
+        <w:t xml:space="preserve">2</w:t>
+      </w:r>
+      <w:r>
+        <w:rPr/>
+        <w:t xml:space="preserve">«Descendiste, y las montañas se estremecieron».</w:t>
+      </w:r>
+      <w:r>
+        <w:br/>
+      </w:r>
+      <w:r>
+        <w:rPr>
+          <w:b/>
+          <w:color w:val="22708C"/>
+          <w:vertAlign w:val="superscript"/>
+        </w:rPr>
+        <w:t xml:space="preserve">3</w:t>
+      </w:r>
+      <w:r>
+        <w:rPr/>
+        <w:t xml:space="preserve">Jamás se oyó ni se escuchó,</w:t>
+      </w:r>
+      <w:r>
+        <w:br/>
+      </w:r>
+      <w:r>
+        <w:rPr/>
+        <w:t xml:space="preserve">ni ojo vio un Dios, fuera de ti,</w:t>
+      </w:r>
+      <w:r>
+        <w:br/>
+      </w:r>
+      <w:r>
+        <w:rPr/>
+        <w:t xml:space="preserve">que hiciera tanto por quien espera en él.</w:t>
+      </w:r>
+      <w:r>
+        <w:br/>
+      </w:r>
+      <w:r>
+        <w:rPr>
+          <w:b/>
+          <w:color w:val="22708C"/>
+          <w:vertAlign w:val="superscript"/>
+        </w:rPr>
+        <w:t xml:space="preserve">4</w:t>
+      </w:r>
+      <w:r>
+        <w:rPr/>
+        <w:t xml:space="preserve">Sales al encuentro</w:t>
+      </w:r>
+      <w:r>
+        <w:br/>
+      </w:r>
+      <w:r>
+        <w:rPr/>
+        <w:t xml:space="preserve">de quien practica con alegría la justicia</w:t>
+      </w:r>
+      <w:r>
+        <w:br/>
+      </w:r>
+      <w:r>
+        <w:rPr/>
+        <w:t xml:space="preserve">y, andando en tus caminos, se acuerda de ti.</w:t>
+      </w:r>
+      <w:r>
+        <w:br/>
+      </w:r>
+      <w:r>
+        <w:rPr/>
+        <w:t xml:space="preserve">He aquí que tú estabas airado</w:t>
+      </w:r>
+      <w:r>
+        <w:br/>
+      </w:r>
+      <w:r>
+        <w:rPr/>
+        <w:t xml:space="preserve">y nosotros hemos pecado.</w:t>
+      </w:r>
+      <w:r>
+        <w:br/>
+      </w:r>
+      <w:r>
+        <w:rPr/>
+        <w:t xml:space="preserve">Pero en los caminos de antiguo</w:t>
+      </w:r>
+      <w:r>
+        <w:br/>
+      </w:r>
+      <w:r>
+        <w:rPr/>
+        <w:t xml:space="preserve">seremos salvados.</w:t>
+      </w:r>
+      <w:r>
+        <w:br/>
+      </w:r>
+      <w:r>
+        <w:rPr>
+          <w:b/>
+          <w:color w:val="22708C"/>
+          <w:vertAlign w:val="superscript"/>
+        </w:rPr>
+        <w:t xml:space="preserve">5</w:t>
+      </w:r>
+      <w:r>
+        <w:rPr/>
+        <w:t xml:space="preserve">Todos éramos impuros,</w:t>
+      </w:r>
+      <w:r>
+        <w:br/>
+      </w:r>
+      <w:r>
+        <w:rPr/>
+        <w:t xml:space="preserve">nuestra justicia era un vestido manchado;</w:t>
+      </w:r>
+      <w:r>
+        <w:br/>
+      </w:r>
+      <w:r>
+        <w:rPr/>
+        <w:t xml:space="preserve">todos nos marchitábamos como hojas,</w:t>
+      </w:r>
+      <w:r>
+        <w:br/>
+      </w:r>
+      <w:r>
+        <w:rPr/>
+        <w:t xml:space="preserve">nuestras culpas nos arrebataban como el viento.</w:t>
+      </w:r>
+      <w:r>
+        <w:br/>
+      </w:r>
+      <w:r>
+        <w:rPr>
+          <w:b/>
+          <w:color w:val="22708C"/>
+          <w:vertAlign w:val="superscript"/>
+        </w:rPr>
+        <w:t xml:space="preserve">6</w:t>
+      </w:r>
+      <w:r>
+        <w:rPr/>
+        <w:t xml:space="preserve">Nadie invocaba tu nombre,</w:t>
+      </w:r>
+      <w:r>
+        <w:br/>
+      </w:r>
+      <w:r>
+        <w:rPr/>
+        <w:t xml:space="preserve">nadie salía del letargo para adherirse a ti;</w:t>
+      </w:r>
+      <w:r>
+        <w:br/>
+      </w:r>
+      <w:r>
+        <w:rPr/>
+        <w:t xml:space="preserve">pues nos ocultabas tu rostro</w:t>
+      </w:r>
+      <w:r>
+        <w:br/>
+      </w:r>
+      <w:r>
+        <w:rPr/>
+        <w:t xml:space="preserve">y nos entregabas al poder de nuestra culpa.</w:t>
+      </w:r>
+      <w:r>
+        <w:br/>
+      </w:r>
+      <w:r>
+        <w:rPr>
+          <w:b/>
+          <w:color w:val="22708C"/>
+          <w:vertAlign w:val="superscript"/>
+        </w:rPr>
+        <w:t xml:space="preserve">7</w:t>
+      </w:r>
+      <w:r>
+        <w:rPr/>
+        <w:t xml:space="preserve">Y, sin embargo, Señor, tú eres nuestro padre,</w:t>
+      </w:r>
+      <w:r>
+        <w:br/>
+      </w:r>
+      <w:r>
+        <w:rPr/>
+        <w:t xml:space="preserve">nosotros la arcilla y tú nuestro alfarero:</w:t>
+      </w:r>
+      <w:r>
+        <w:br/>
+      </w:r>
+      <w:r>
+        <w:rPr/>
+        <w:t xml:space="preserve">todos somos obra de tu mano.</w:t>
+      </w:r>
+    </w:p>
+    <w:p>
+      <w:pPr>
+        <w:pStyle w:val="Lectura"/>
+        <w:pBdr>
+          <w:left w:val="single" w:sz="24" w:space="10" w:color="3490B0"/>
+        </w:pBdr>
+        <w:shd w:val="clear" w:color="auto" w:fill="F7F5EF"/>
+        <w:spacing w:after="200"/>
+      </w:pPr>
+      <w:r>
+        <w:rPr>
+          <w:i/>
+          <w:iCs/>
+          <w:color w:val="5D6B71"/>
+          <w:sz w:val="15"/>
+          <w:szCs w:val="15"/>
+        </w:rPr>
+        <w:t xml:space="preserve">Sagrada Biblia, versión oficial de la Conferencia Episcopal Española</w:t>
+      </w:r>
+    </w:p>
+    <w:p>
+      <w:pPr>
+        <w:pStyle w:val="Lectura"/>
+        <w:keepNext/>
+        <w:pBdr>
+          <w:left w:val="single" w:sz="24" w:space="10" w:color="3490B0"/>
+        </w:pBdr>
+        <w:shd w:val="clear" w:color="auto" w:fill="F7F5EF"/>
+        <w:spacing w:before="120" w:after="60"/>
+      </w:pPr>
+      <w:r>
+        <w:rPr>
+          <w:b/>
+          <w:bCs/>
+          <w:color w:val="22708C"/>
+          <w:spacing w:val="10"/>
+          <w:sz w:val="16"/>
+          <w:szCs w:val="16"/>
+        </w:rPr>
+        <w:t xml:space="preserve">LECTURA  </w:t>
+      </w:r>
+      <w:r>
+        <w:rPr>
+          <w:color w:val="5D6B71"/>
+          <w:sz w:val="18"/>
+          <w:szCs w:val="18"/>
+        </w:rPr>
+        <w:t xml:space="preserve">Evangelio según san Marcos  </w:t>
+      </w:r>
+      <w:r>
+        <w:rPr>
+          <w:b/>
+          <w:bCs/>
+          <w:color w:val="22708C"/>
+          <w:sz w:val="18"/>
+          <w:szCs w:val="18"/>
+        </w:rPr>
+        <w:t xml:space="preserve">Mc 13, 33-37</w:t>
+      </w:r>
+    </w:p>
+    <w:p>
+      <w:pPr>
+        <w:pStyle w:val="Lectura"/>
+        <w:keepNext/>
+        <w:keepLines/>
+        <w:pBdr>
+          <w:left w:val="single" w:sz="24" w:space="10" w:color="3490B0"/>
+        </w:pBdr>
+        <w:shd w:val="clear" w:color="auto" w:fill="F7F5EF"/>
+        <w:spacing w:after="80"/>
+      </w:pPr>
+      <w:r>
+        <w:rPr>
+          <w:b/>
+          <w:color w:val="22708C"/>
+          <w:vertAlign w:val="superscript"/>
+        </w:rPr>
+        <w:t xml:space="preserve">33</w:t>
+      </w:r>
+      <w:r>
+        <w:rPr/>
+        <w:t xml:space="preserve">Estad atentos, vigilad: pues no sabéis cuándo es el momento. </w:t>
+      </w:r>
+      <w:r>
+        <w:rPr>
+          <w:b/>
+          <w:color w:val="22708C"/>
+          <w:vertAlign w:val="superscript"/>
+        </w:rPr>
+        <w:t xml:space="preserve">34</w:t>
+      </w:r>
+      <w:r>
+        <w:rPr/>
+        <w:t xml:space="preserve">Es igual que un hombre que se fue de viaje, y dejó su casa y dio a cada uno de sus criados su tarea, encargando al portero que velara. </w:t>
+      </w:r>
+      <w:r>
+        <w:rPr>
+          <w:b/>
+          <w:color w:val="22708C"/>
+          <w:vertAlign w:val="superscript"/>
+        </w:rPr>
+        <w:t xml:space="preserve">35</w:t>
+      </w:r>
+      <w:r>
+        <w:rPr/>
+        <w:t xml:space="preserve">Velad entonces, pues no sabéis cuándo vendrá el señor de la casa, si al atardecer, o a medianoche, o al canto del gallo, o al amanecer: </w:t>
+      </w:r>
+      <w:r>
+        <w:rPr>
+          <w:b/>
+          <w:color w:val="22708C"/>
+          <w:vertAlign w:val="superscript"/>
+        </w:rPr>
+        <w:t xml:space="preserve">36</w:t>
+      </w:r>
+      <w:r>
+        <w:rPr/>
+        <w:t xml:space="preserve">no sea que venga inesperadamente y os encuentre dormidos. </w:t>
+      </w:r>
+      <w:r>
+        <w:rPr>
+          <w:b/>
+          <w:color w:val="22708C"/>
+          <w:vertAlign w:val="superscript"/>
+        </w:rPr>
+        <w:t xml:space="preserve">37</w:t>
+      </w:r>
+      <w:r>
+        <w:rPr/>
+        <w:t xml:space="preserve">Lo que os digo a vosotros, lo digo a todos: ¡Velad!».</w:t>
+      </w:r>
+    </w:p>
+    <w:p>
+      <w:pPr>
+        <w:pStyle w:val="Lectura"/>
+        <w:pBdr>
+          <w:left w:val="single" w:sz="24" w:space="10" w:color="3490B0"/>
+        </w:pBdr>
+        <w:shd w:val="clear" w:color="auto" w:fill="F7F5EF"/>
+        <w:spacing w:after="200"/>
+      </w:pPr>
+      <w:r>
+        <w:rPr>
+          <w:i/>
+          <w:iCs/>
+          <w:color w:val="5D6B71"/>
+          <w:sz w:val="15"/>
+          <w:szCs w:val="15"/>
+        </w:rPr>
+        <w:t xml:space="preserve">Sagrada Biblia, versión oficial de la Conferencia Episcopal Española</w:t>
       </w:r>
     </w:p>
     <w:p>
